--- a/docs/day 2/EstateFlow_Day2_Technical_Design.docx
+++ b/docs/day 2/EstateFlow_Day2_Technical_Design.docx
@@ -5,6 +5,7 @@
     <w:p>
       <w:pPr>
         <w:pStyle w:val="Title"/>
+        <w:ind w:firstLine="720"/>
         <w:jc w:val="center"/>
       </w:pPr>
       <w:r>
